--- a/Cyberseguridad/HernandezSanchezRodrigoAct1.4.docx
+++ b/Cyberseguridad/HernandezSanchezRodrigoAct1.4.docx
@@ -983,7 +983,15 @@
           <w:sz w:val="24"/>
           <w:szCs w:val="24"/>
         </w:rPr>
-        <w:t>: averigua qué equipos están encendidos y conectados a la red, y no escanea sus puertos.</w:t>
+        <w:t xml:space="preserve">. Así sabrá </w:t>
+      </w:r>
+      <w:r>
+        <w:rPr>
+          <w:rFonts w:ascii="Arial" w:hAnsi="Arial" w:cs="Arial"/>
+          <w:sz w:val="24"/>
+          <w:szCs w:val="24"/>
+        </w:rPr>
+        <w:t>qué equipos están encendidos y conectados a la red, y no escanea sus puertos.</w:t>
       </w:r>
     </w:p>
     <w:p>
@@ -1578,7 +1586,23 @@
           <w:sz w:val="24"/>
           <w:szCs w:val="24"/>
         </w:rPr>
-        <w:t xml:space="preserve"> puertos están abierto deberemos hacer uso del comando </w:t>
+        <w:t xml:space="preserve"> puertos están abierto</w:t>
+      </w:r>
+      <w:r>
+        <w:rPr>
+          <w:rFonts w:ascii="Arial" w:hAnsi="Arial" w:cs="Arial"/>
+          <w:sz w:val="24"/>
+          <w:szCs w:val="24"/>
+        </w:rPr>
+        <w:t>s</w:t>
+      </w:r>
+      <w:r>
+        <w:rPr>
+          <w:rFonts w:ascii="Arial" w:hAnsi="Arial" w:cs="Arial"/>
+          <w:sz w:val="24"/>
+          <w:szCs w:val="24"/>
+        </w:rPr>
+        <w:t xml:space="preserve"> deberemos hacer uso del comando </w:t>
       </w:r>
       <w:proofErr w:type="spellStart"/>
       <w:r>
@@ -2835,7 +2859,27 @@
           <w:sz w:val="24"/>
           <w:szCs w:val="24"/>
         </w:rPr>
-        <w:t>5. Identifica el SO correctamente, lista 10+ servicios con versión es exactas, ejecuta ambos comandos correctamente, analiza implicaciones de seguridad de las versiones.</w:t>
+        <w:t>5. Identifica el SO correctamente, lista 10+ servicios con versi</w:t>
+      </w:r>
+      <w:r>
+        <w:rPr>
+          <w:rFonts w:ascii="Arial" w:hAnsi="Arial" w:cs="Arial"/>
+          <w:b/>
+          <w:bCs/>
+          <w:sz w:val="24"/>
+          <w:szCs w:val="24"/>
+        </w:rPr>
+        <w:t>o</w:t>
+      </w:r>
+      <w:r>
+        <w:rPr>
+          <w:rFonts w:ascii="Arial" w:hAnsi="Arial" w:cs="Arial"/>
+          <w:b/>
+          <w:bCs/>
+          <w:sz w:val="24"/>
+          <w:szCs w:val="24"/>
+        </w:rPr>
+        <w:t>nes exactas, ejecuta ambos comandos correctamente, analiza implicaciones de seguridad de las versiones.</w:t>
       </w:r>
     </w:p>
     <w:p>
@@ -3774,6 +3818,16 @@
           <w:sz w:val="24"/>
           <w:szCs w:val="24"/>
         </w:rPr>
+        <w:t xml:space="preserve"> </w:t>
+      </w:r>
+      <w:r>
+        <w:rPr>
+          <w:rFonts w:ascii="Arial" w:hAnsi="Arial" w:cs="Arial"/>
+          <w:b/>
+          <w:bCs/>
+          <w:sz w:val="24"/>
+          <w:szCs w:val="24"/>
+        </w:rPr>
         <w:t xml:space="preserve">¿Qué servicios aparecen en ejecución en la máquina </w:t>
       </w:r>
       <w:proofErr w:type="spellStart"/>
@@ -4252,7 +4306,6 @@
         </w:rPr>
         <w:t xml:space="preserve">FTP (puerto </w:t>
       </w:r>
-      <w:proofErr w:type="gramStart"/>
       <w:r>
         <w:rPr>
           <w:rStyle w:val="Textoennegrita"/>
@@ -4275,9 +4328,8 @@
           <w:iCs/>
           <w:u w:val="single"/>
         </w:rPr>
-        <w:t>(</w:t>
-      </w:r>
-      <w:proofErr w:type="gramEnd"/>
+        <w:t xml:space="preserve"> (</w:t>
+      </w:r>
       <w:r>
         <w:rPr>
           <w:rStyle w:val="Textoennegrita"/>
@@ -4450,7 +4502,6 @@
         </w:rPr>
         <w:t xml:space="preserve">SMTP (puerto </w:t>
       </w:r>
-      <w:proofErr w:type="gramStart"/>
       <w:r>
         <w:rPr>
           <w:rStyle w:val="Textoennegrita"/>
@@ -4473,9 +4524,8 @@
           <w:iCs/>
           <w:u w:val="single"/>
         </w:rPr>
-        <w:t>(</w:t>
-      </w:r>
-      <w:proofErr w:type="gramEnd"/>
+        <w:t xml:space="preserve"> (</w:t>
+      </w:r>
       <w:r>
         <w:rPr>
           <w:rStyle w:val="Textoennegrita"/>
@@ -4610,19 +4660,7 @@
           <w:iCs/>
           <w:u w:val="single"/>
         </w:rPr>
-        <w:t xml:space="preserve"> (</w:t>
-      </w:r>
-      <w:r>
-        <w:rPr>
-          <w:rStyle w:val="Textoennegrita"/>
-          <w:rFonts w:ascii="Arial" w:hAnsi="Arial" w:cs="Arial"/>
-          <w:b w:val="0"/>
-          <w:bCs w:val="0"/>
-          <w:i/>
-          <w:iCs/>
-          <w:u w:val="single"/>
-        </w:rPr>
-        <w:t>Criticidad media)</w:t>
+        <w:t xml:space="preserve"> (Criticidad media)</w:t>
       </w:r>
       <w:r>
         <w:rPr>
@@ -5273,7 +5311,23 @@
           <w:sz w:val="24"/>
           <w:szCs w:val="24"/>
         </w:rPr>
-        <w:t xml:space="preserve">e muestra </w:t>
+        <w:t>e muestra</w:t>
+      </w:r>
+      <w:r>
+        <w:rPr>
+          <w:rFonts w:ascii="Arial" w:hAnsi="Arial" w:cs="Arial"/>
+          <w:sz w:val="24"/>
+          <w:szCs w:val="24"/>
+        </w:rPr>
+        <w:t>n</w:t>
+      </w:r>
+      <w:r>
+        <w:rPr>
+          <w:rFonts w:ascii="Arial" w:hAnsi="Arial" w:cs="Arial"/>
+          <w:sz w:val="24"/>
+          <w:szCs w:val="24"/>
+        </w:rPr>
+        <w:t xml:space="preserve"> </w:t>
       </w:r>
       <w:r>
         <w:rPr>
@@ -6191,6 +6245,16 @@
           <w:sz w:val="24"/>
           <w:szCs w:val="24"/>
         </w:rPr>
+        <w:t xml:space="preserve">A) </w:t>
+      </w:r>
+      <w:r>
+        <w:rPr>
+          <w:rFonts w:ascii="Arial" w:hAnsi="Arial" w:cs="Arial"/>
+          <w:b/>
+          <w:bCs/>
+          <w:sz w:val="24"/>
+          <w:szCs w:val="24"/>
+        </w:rPr>
         <w:t xml:space="preserve">Si un atacante la explotara con éxito, ¿qué impacto tendría sobre la confidencialidad, integridad y disponibilidad del sistema? </w:t>
       </w:r>
     </w:p>
@@ -6205,8 +6269,17 @@
       <w:r>
         <w:rPr>
           <w:rFonts w:ascii="Arial" w:hAnsi="Arial" w:cs="Arial"/>
-        </w:rPr>
-        <w:t>Confidencialidad: El atacante podría acceder a información privada del sistema, como archivos o datos almacenados, si consiguiera los permisos necesarios. Esto supondría que información protegida quedara expuesta.</w:t>
+          <w:i/>
+          <w:iCs/>
+          <w:u w:val="single"/>
+        </w:rPr>
+        <w:t>Confidencialidad:</w:t>
+      </w:r>
+      <w:r>
+        <w:rPr>
+          <w:rFonts w:ascii="Arial" w:hAnsi="Arial" w:cs="Arial"/>
+        </w:rPr>
+        <w:t xml:space="preserve"> El atacante podría acceder a información privada del sistema, como archivos o datos almacenados, si consiguiera los permisos necesarios. Esto supondría que información protegida quedara expuesta.</w:t>
       </w:r>
     </w:p>
     <w:p>
@@ -6220,8 +6293,17 @@
       <w:r>
         <w:rPr>
           <w:rFonts w:ascii="Arial" w:hAnsi="Arial" w:cs="Arial"/>
-        </w:rPr>
-        <w:t>Integridad: El atacante podría modificar o eliminar archivos y alterar datos del sistema si consiguiera los permisos necesarios. Esto provocaría que la información pudiera dejar de ser correcta o fiable.</w:t>
+          <w:i/>
+          <w:iCs/>
+          <w:u w:val="single"/>
+        </w:rPr>
+        <w:t>Integridad:</w:t>
+      </w:r>
+      <w:r>
+        <w:rPr>
+          <w:rFonts w:ascii="Arial" w:hAnsi="Arial" w:cs="Arial"/>
+        </w:rPr>
+        <w:t xml:space="preserve"> El atacante podría modificar o eliminar archivos y alterar datos del sistema si consiguiera los permisos necesarios. Esto provocaría que la información pudiera dejar de ser correcta o fiable.</w:t>
       </w:r>
     </w:p>
     <w:p>
@@ -6235,21 +6317,40 @@
       <w:r>
         <w:rPr>
           <w:rFonts w:ascii="Arial" w:hAnsi="Arial" w:cs="Arial"/>
-        </w:rPr>
-        <w:t>Disponibilidad: El atacante podría interrumpir el funcionamiento del servidor o de sus servicios, impidiendo que los usuarios los utilizaran con normalidad.</w:t>
-      </w:r>
-    </w:p>
-    <w:p>
-      <w:pPr>
-        <w:jc w:val="both"/>
-        <w:rPr>
-          <w:rFonts w:ascii="Arial" w:hAnsi="Arial" w:cs="Arial"/>
-          <w:b/>
-          <w:bCs/>
-          <w:sz w:val="24"/>
-          <w:szCs w:val="24"/>
-        </w:rPr>
-      </w:pPr>
+          <w:i/>
+          <w:iCs/>
+          <w:u w:val="single"/>
+        </w:rPr>
+        <w:t>Disponibilidad:</w:t>
+      </w:r>
+      <w:r>
+        <w:rPr>
+          <w:rFonts w:ascii="Arial" w:hAnsi="Arial" w:cs="Arial"/>
+        </w:rPr>
+        <w:t xml:space="preserve"> El atacante podría interrumpir el funcionamiento del servidor o de sus servicios, impidiendo que los usuarios los utilizaran con normalidad.</w:t>
+      </w:r>
+    </w:p>
+    <w:p>
+      <w:pPr>
+        <w:jc w:val="both"/>
+        <w:rPr>
+          <w:rFonts w:ascii="Arial" w:hAnsi="Arial" w:cs="Arial"/>
+          <w:b/>
+          <w:bCs/>
+          <w:sz w:val="24"/>
+          <w:szCs w:val="24"/>
+        </w:rPr>
+      </w:pPr>
+      <w:r>
+        <w:rPr>
+          <w:rFonts w:ascii="Arial" w:hAnsi="Arial" w:cs="Arial"/>
+          <w:b/>
+          <w:bCs/>
+          <w:sz w:val="24"/>
+          <w:szCs w:val="24"/>
+        </w:rPr>
+        <w:t xml:space="preserve">B) </w:t>
+      </w:r>
       <w:r>
         <w:rPr>
           <w:rFonts w:ascii="Arial" w:hAnsi="Arial" w:cs="Arial"/>
@@ -8251,20 +8352,20 @@
 </file>
 
 <file path=customXml/item1.xml><?xml version="1.0" encoding="utf-8"?>
-<p:properties xmlns:p="http://schemas.microsoft.com/office/2006/metadata/properties" xmlns:xsi="http://www.w3.org/2001/XMLSchema-instance" xmlns:pc="http://schemas.microsoft.com/office/infopath/2007/PartnerControls">
-  <documentManagement>
-    <_activity xmlns="3f4c83f5-ac3b-45d7-ab96-a015c82b17ee" xsi:nil="true"/>
-  </documentManagement>
-</p:properties>
-</file>
-
-<file path=customXml/item2.xml><?xml version="1.0" encoding="utf-8"?>
 <?mso-contentType ?>
 <FormTemplates xmlns="http://schemas.microsoft.com/sharepoint/v3/contenttype/forms">
   <Display>DocumentLibraryForm</Display>
   <Edit>DocumentLibraryForm</Edit>
   <New>DocumentLibraryForm</New>
 </FormTemplates>
+</file>
+
+<file path=customXml/item2.xml><?xml version="1.0" encoding="utf-8"?>
+<p:properties xmlns:p="http://schemas.microsoft.com/office/2006/metadata/properties" xmlns:xsi="http://www.w3.org/2001/XMLSchema-instance" xmlns:pc="http://schemas.microsoft.com/office/infopath/2007/PartnerControls">
+  <documentManagement>
+    <_activity xmlns="3f4c83f5-ac3b-45d7-ab96-a015c82b17ee" xsi:nil="true"/>
+  </documentManagement>
+</p:properties>
 </file>
 
 <file path=customXml/item3.xml><?xml version="1.0" encoding="utf-8"?>
@@ -8418,19 +8519,19 @@
 </file>
 
 <file path=customXml/itemProps1.xml><?xml version="1.0" encoding="utf-8"?>
+<ds:datastoreItem xmlns:ds="http://schemas.openxmlformats.org/officeDocument/2006/customXml" ds:itemID="{67C202FB-90CA-4A8C-B4C5-D17E1C889773}">
+  <ds:schemaRefs>
+    <ds:schemaRef ds:uri="http://schemas.microsoft.com/sharepoint/v3/contenttype/forms"/>
+  </ds:schemaRefs>
+</ds:datastoreItem>
+</file>
+
+<file path=customXml/itemProps2.xml><?xml version="1.0" encoding="utf-8"?>
 <ds:datastoreItem xmlns:ds="http://schemas.openxmlformats.org/officeDocument/2006/customXml" ds:itemID="{00879EDA-976C-4ACE-A2A6-5C112200174C}">
   <ds:schemaRefs>
     <ds:schemaRef ds:uri="http://schemas.microsoft.com/office/2006/metadata/properties"/>
     <ds:schemaRef ds:uri="http://schemas.microsoft.com/office/infopath/2007/PartnerControls"/>
     <ds:schemaRef ds:uri="3f4c83f5-ac3b-45d7-ab96-a015c82b17ee"/>
-  </ds:schemaRefs>
-</ds:datastoreItem>
-</file>
-
-<file path=customXml/itemProps2.xml><?xml version="1.0" encoding="utf-8"?>
-<ds:datastoreItem xmlns:ds="http://schemas.openxmlformats.org/officeDocument/2006/customXml" ds:itemID="{67C202FB-90CA-4A8C-B4C5-D17E1C889773}">
-  <ds:schemaRefs>
-    <ds:schemaRef ds:uri="http://schemas.microsoft.com/sharepoint/v3/contenttype/forms"/>
   </ds:schemaRefs>
 </ds:datastoreItem>
 </file>
